--- a/docs/STRInvestCalc_Glossary.docx
+++ b/docs/STRInvestCalc_Glossary.docx
@@ -25,7 +25,7 @@
           <w:sz w:val="20"/>
           <w:szCs w:val="20"/>
         </w:rPr>
-        <w:t xml:space="preserve">Version 3.1.0 | Vacation Home Group</w:t>
+        <w:t xml:space="preserve">Version 3.2.0 | Vacation Home Group</w:t>
       </w:r>
     </w:p>
     <w:p>
@@ -37,7 +37,7 @@
           <w:sz w:val="22"/>
           <w:szCs w:val="22"/>
         </w:rPr>
-        <w:t xml:space="preserve">Alphabetical definitions of every term and abbreviation used in the STRInvestCalc tool.</w:t>
+        <w:t xml:space="preserve">Alphabetical definitions of every term in STRInvestCalc.</w:t>
       </w:r>
     </w:p>
     <w:p>
@@ -174,7 +174,7 @@
                 <w:sz w:val="22"/>
                 <w:szCs w:val="22"/>
               </w:rPr>
-              <w:t xml:space="preserve">A tax-deferred swap of one investment property for another of equal or greater value under IRS Section 1031. Defers capital gains tax and depreciation recapture.</w:t>
+              <w:t xml:space="preserve">Tax-deferred swap of one investment property for another under IRS Section 1031. Defers capital gains and depreciation recapture.</w:t>
             </w:r>
           </w:p>
         </w:tc>
@@ -290,7 +290,7 @@
                 <w:sz w:val="22"/>
                 <w:szCs w:val="22"/>
               </w:rPr>
-              <w:t xml:space="preserve">The annual return you would expect if you sold the property and invested the proceeds elsewhere (e.g., S&amp;P 500, bonds).</w:t>
+              <w:t xml:space="preserve">Annual return expected if you sell and invest proceeds elsewhere.</w:t>
             </w:r>
           </w:p>
         </w:tc>
@@ -348,65 +348,65 @@
                 <w:sz w:val="22"/>
                 <w:szCs w:val="22"/>
               </w:rPr>
-              <w:t xml:space="preserve">The expected percentage increase in property value each year. US historical average is approximately 3-4%.</w:t>
-            </w:r>
-          </w:p>
-        </w:tc>
-      </w:tr>
-      <w:tr>
-        <w:tc>
-          <w:tcPr>
-            <w:tcW w:type="dxa" w:w="4680"/>
-            <w:tcBorders>
-              <w:top w:val="single" w:color="D8D8D8" w:sz="1"/>
-              <w:left w:val="single" w:color="D8D8D8" w:sz="1"/>
-              <w:bottom w:val="single" w:color="D8D8D8" w:sz="1"/>
-              <w:right w:val="single" w:color="D8D8D8" w:sz="1"/>
-            </w:tcBorders>
-            <w:tcMar>
-              <w:top w:type="dxa" w:w="80"/>
-              <w:left w:type="dxa" w:w="120"/>
-              <w:bottom w:type="dxa" w:w="80"/>
-              <w:right w:type="dxa" w:w="120"/>
-            </w:tcMar>
-          </w:tcPr>
-          <w:p>
-            <w:r>
-              <w:rPr>
-                <w:b w:val="false"/>
-                <w:bCs w:val="false"/>
-                <w:sz w:val="22"/>
-                <w:szCs w:val="22"/>
-              </w:rPr>
-              <w:t xml:space="preserve">Cap Rate</w:t>
-            </w:r>
-          </w:p>
-        </w:tc>
-        <w:tc>
-          <w:tcPr>
-            <w:tcW w:type="dxa" w:w="4680"/>
-            <w:tcBorders>
-              <w:top w:val="single" w:color="D8D8D8" w:sz="1"/>
-              <w:left w:val="single" w:color="D8D8D8" w:sz="1"/>
-              <w:bottom w:val="single" w:color="D8D8D8" w:sz="1"/>
-              <w:right w:val="single" w:color="D8D8D8" w:sz="1"/>
-            </w:tcBorders>
-            <w:tcMar>
-              <w:top w:type="dxa" w:w="80"/>
-              <w:left w:type="dxa" w:w="120"/>
-              <w:bottom w:type="dxa" w:w="80"/>
-              <w:right w:type="dxa" w:w="120"/>
-            </w:tcMar>
-          </w:tcPr>
-          <w:p>
-            <w:r>
-              <w:rPr>
-                <w:b w:val="false"/>
-                <w:bCs w:val="false"/>
-                <w:sz w:val="22"/>
-                <w:szCs w:val="22"/>
-              </w:rPr>
-              <w:t xml:space="preserve">Capitalization Rate. Net Operating Income divided by property value. Measures investment yield independent of financing.</w:t>
+              <w:t xml:space="preserve">Expected yearly property value growth. US average is approximately 3-4%.</w:t>
+            </w:r>
+          </w:p>
+        </w:tc>
+      </w:tr>
+      <w:tr>
+        <w:tc>
+          <w:tcPr>
+            <w:tcW w:type="dxa" w:w="4680"/>
+            <w:tcBorders>
+              <w:top w:val="single" w:color="D8D8D8" w:sz="1"/>
+              <w:left w:val="single" w:color="D8D8D8" w:sz="1"/>
+              <w:bottom w:val="single" w:color="D8D8D8" w:sz="1"/>
+              <w:right w:val="single" w:color="D8D8D8" w:sz="1"/>
+            </w:tcBorders>
+            <w:tcMar>
+              <w:top w:type="dxa" w:w="80"/>
+              <w:left w:type="dxa" w:w="120"/>
+              <w:bottom w:type="dxa" w:w="80"/>
+              <w:right w:type="dxa" w:w="120"/>
+            </w:tcMar>
+          </w:tcPr>
+          <w:p>
+            <w:r>
+              <w:rPr>
+                <w:b w:val="false"/>
+                <w:bCs w:val="false"/>
+                <w:sz w:val="22"/>
+                <w:szCs w:val="22"/>
+              </w:rPr>
+              <w:t xml:space="preserve">Cap Rate (Calculated)</w:t>
+            </w:r>
+          </w:p>
+        </w:tc>
+        <w:tc>
+          <w:tcPr>
+            <w:tcW w:type="dxa" w:w="4680"/>
+            <w:tcBorders>
+              <w:top w:val="single" w:color="D8D8D8" w:sz="1"/>
+              <w:left w:val="single" w:color="D8D8D8" w:sz="1"/>
+              <w:bottom w:val="single" w:color="D8D8D8" w:sz="1"/>
+              <w:right w:val="single" w:color="D8D8D8" w:sz="1"/>
+            </w:tcBorders>
+            <w:tcMar>
+              <w:top w:type="dxa" w:w="80"/>
+              <w:left w:type="dxa" w:w="120"/>
+              <w:bottom w:type="dxa" w:w="80"/>
+              <w:right w:type="dxa" w:w="120"/>
+            </w:tcMar>
+          </w:tcPr>
+          <w:p>
+            <w:r>
+              <w:rPr>
+                <w:b w:val="false"/>
+                <w:bCs w:val="false"/>
+                <w:sz w:val="22"/>
+                <w:szCs w:val="22"/>
+              </w:rPr>
+              <w:t xml:space="preserve">Net Operating Income divided by current property value. Calculated automatically in the dashboard Overview tab from your inputs.</w:t>
             </w:r>
           </w:p>
         </w:tc>
@@ -464,7 +464,7 @@
                 <w:sz w:val="22"/>
                 <w:szCs w:val="22"/>
               </w:rPr>
-              <w:t xml:space="preserve">Tax owed on the profit from selling a property. Long-term capital gains (held over 1 year) are taxed at 0%, 15%, or 20% depending on income.</w:t>
+              <w:t xml:space="preserve">Tax on profit from selling property. Long-term rates: 0%, 15%, or 20%.</w:t>
             </w:r>
           </w:p>
         </w:tc>
@@ -522,7 +522,7 @@
                 <w:sz w:val="22"/>
                 <w:szCs w:val="22"/>
               </w:rPr>
-              <w:t xml:space="preserve">Revenue minus all expenses (operating, maintenance, debt service). Can be positive (profit) or negative (loss).</w:t>
+              <w:t xml:space="preserve">Revenue minus all expenses. Can be positive (profit) or negative (loss).</w:t>
             </w:r>
           </w:p>
         </w:tc>
@@ -580,7 +580,7 @@
                 <w:sz w:val="22"/>
                 <w:szCs w:val="22"/>
               </w:rPr>
-              <w:t xml:space="preserve">Annual pre-tax cash flow divided by total cash invested. Measures return on actual dollars deployed.</w:t>
+              <w:t xml:space="preserve">Annual pre-tax cash flow divided by total cash invested.</w:t>
             </w:r>
           </w:p>
         </w:tc>
@@ -638,7 +638,7 @@
                 <w:sz w:val="22"/>
                 <w:szCs w:val="22"/>
               </w:rPr>
-              <w:t xml:space="preserve">An IRS-approved method to accelerate depreciation by reclassifying building components (carpeting, appliances, fixtures) into shorter depreciation schedules (5, 7, or 15 years).</w:t>
+              <w:t xml:space="preserve">IRS method to accelerate depreciation on building components (5, 7, or 15 year schedules).</w:t>
             </w:r>
           </w:p>
         </w:tc>
@@ -754,7 +754,7 @@
                 <w:sz w:val="22"/>
                 <w:szCs w:val="22"/>
               </w:rPr>
-              <w:t xml:space="preserve">A tax deduction that accounts for wear and tear on the building (not land). Residential rental properties depreciate over 27.5 years on 85% of the purchase price.</w:t>
+              <w:t xml:space="preserve">Tax deduction for building wear. 27.5-year schedule on 85% of purchase price.</w:t>
             </w:r>
           </w:p>
         </w:tc>
@@ -812,7 +812,7 @@
                 <w:sz w:val="22"/>
                 <w:szCs w:val="22"/>
               </w:rPr>
-              <w:t xml:space="preserve">When you sell, the IRS "recaptures" depreciation you claimed at a 25% tax rate, regardless of your income bracket.</w:t>
+              <w:t xml:space="preserve">IRS recaptures claimed depreciation at 25% tax rate when you sell.</w:t>
             </w:r>
           </w:p>
         </w:tc>
@@ -870,7 +870,7 @@
                 <w:sz w:val="22"/>
                 <w:szCs w:val="22"/>
               </w:rPr>
-              <w:t xml:space="preserve">Property value minus outstanding mortgage balance. Your ownership stake.</w:t>
+              <w:t xml:space="preserve">Property value minus outstanding mortgage balance.</w:t>
             </w:r>
           </w:p>
         </w:tc>
@@ -928,7 +928,7 @@
                 <w:sz w:val="22"/>
                 <w:szCs w:val="22"/>
               </w:rPr>
-              <w:t xml:space="preserve">The number of years you plan to keep the property before selling or exchanging.</w:t>
+              <w:t xml:space="preserve">Years to keep the property. Adjustable via slider (1-30 years).</w:t>
             </w:r>
           </w:p>
         </w:tc>
@@ -986,7 +986,7 @@
                 <w:sz w:val="22"/>
                 <w:szCs w:val="22"/>
               </w:rPr>
-              <w:t xml:space="preserve">Property equity plus cumulative net cash flow at the end of the hold period. Represents total financial outcome of keeping the property.</w:t>
+              <w:t xml:space="preserve">Property equity plus cumulative net cash flow at end of hold period.</w:t>
             </w:r>
           </w:p>
         </w:tc>
@@ -1044,7 +1044,7 @@
                 <w:sz w:val="22"/>
                 <w:szCs w:val="22"/>
               </w:rPr>
-              <w:t xml:space="preserve">Money set aside for major repairs. The tool projects costs based on component ages: roofs (25-30 year life, ~4% of value), HVAC (15-20 years, ~2%), water heaters (10-15 years).</w:t>
+              <w:t xml:space="preserve">Projected from component ages: roofs (25-30yr), HVAC (15-20yr), water heaters (10-15yr).</w:t>
             </w:r>
           </w:p>
         </w:tc>
@@ -1102,7 +1102,7 @@
                 <w:sz w:val="22"/>
                 <w:szCs w:val="22"/>
               </w:rPr>
-              <w:t xml:space="preserve">Gross rental income minus operating expenses and vacancy, but before debt service.</w:t>
+              <w:t xml:space="preserve">Gross rent minus operating expenses and vacancy, before debt service.</w:t>
             </w:r>
           </w:p>
         </w:tc>
@@ -1160,7 +1160,7 @@
                 <w:sz w:val="22"/>
                 <w:szCs w:val="22"/>
               </w:rPr>
-              <w:t xml:space="preserve">What you keep after selling: gross equity minus selling costs (realtor fees, closing costs) minus taxes (capital gains, depreciation recapture).</w:t>
+              <w:t xml:space="preserve">Sale price minus mortgage, selling costs, capital gains, and depreciation recapture.</w:t>
             </w:r>
           </w:p>
         </w:tc>
@@ -1218,7 +1218,65 @@
                 <w:sz w:val="22"/>
                 <w:szCs w:val="22"/>
               </w:rPr>
-              <w:t xml:space="preserve">After-tax sale proceeds invested at the chosen alternative return rate, compounded over the hold period.</w:t>
+              <w:t xml:space="preserve">After-tax sale proceeds compounded at alternative return over hold period.</w:t>
+            </w:r>
+          </w:p>
+        </w:tc>
+      </w:tr>
+      <w:tr>
+        <w:tc>
+          <w:tcPr>
+            <w:tcW w:type="dxa" w:w="4680"/>
+            <w:tcBorders>
+              <w:top w:val="single" w:color="D8D8D8" w:sz="1"/>
+              <w:left w:val="single" w:color="D8D8D8" w:sz="1"/>
+              <w:bottom w:val="single" w:color="D8D8D8" w:sz="1"/>
+              <w:right w:val="single" w:color="D8D8D8" w:sz="1"/>
+            </w:tcBorders>
+            <w:tcMar>
+              <w:top w:type="dxa" w:w="80"/>
+              <w:left w:type="dxa" w:w="120"/>
+              <w:bottom w:type="dxa" w:w="80"/>
+              <w:right w:type="dxa" w:w="120"/>
+            </w:tcMar>
+          </w:tcPr>
+          <w:p>
+            <w:r>
+              <w:rPr>
+                <w:b w:val="false"/>
+                <w:bCs w:val="false"/>
+                <w:sz w:val="22"/>
+                <w:szCs w:val="22"/>
+              </w:rPr>
+              <w:t xml:space="preserve">Selling Costs</w:t>
+            </w:r>
+          </w:p>
+        </w:tc>
+        <w:tc>
+          <w:tcPr>
+            <w:tcW w:type="dxa" w:w="4680"/>
+            <w:tcBorders>
+              <w:top w:val="single" w:color="D8D8D8" w:sz="1"/>
+              <w:left w:val="single" w:color="D8D8D8" w:sz="1"/>
+              <w:bottom w:val="single" w:color="D8D8D8" w:sz="1"/>
+              <w:right w:val="single" w:color="D8D8D8" w:sz="1"/>
+            </w:tcBorders>
+            <w:tcMar>
+              <w:top w:type="dxa" w:w="80"/>
+              <w:left w:type="dxa" w:w="120"/>
+              <w:bottom w:type="dxa" w:w="80"/>
+              <w:right w:type="dxa" w:w="120"/>
+            </w:tcMar>
+          </w:tcPr>
+          <w:p>
+            <w:r>
+              <w:rPr>
+                <w:b w:val="false"/>
+                <w:bCs w:val="false"/>
+                <w:sz w:val="22"/>
+                <w:szCs w:val="22"/>
+              </w:rPr>
+              <w:t xml:space="preserve">Total costs to sell as percentage of sale price. Default 7.5%. Agent sales 7-8%, private 1-3%. User-adjustable in Step 3.</w:t>
             </w:r>
           </w:p>
         </w:tc>
@@ -1276,7 +1334,7 @@
                 <w:sz w:val="22"/>
                 <w:szCs w:val="22"/>
               </w:rPr>
-              <w:t xml:space="preserve">Interactive controls that let you adjust vacancy, appreciation, alternative return, and hold period. All charts recalculate instantly.</w:t>
+              <w:t xml:space="preserve">Vacancy, appreciation, alt return, hold period. Charts recalculate instantly.</w:t>
             </w:r>
           </w:p>
         </w:tc>
@@ -1334,7 +1392,7 @@
                 <w:sz w:val="22"/>
                 <w:szCs w:val="22"/>
               </w:rPr>
-              <w:t xml:space="preserve">The standard method: depreciable basis (85% of purchase price) divided by 27.5 years, taken equally each year.</w:t>
+              <w:t xml:space="preserve">Depreciable basis divided by 27.5 years, taken equally each year.</w:t>
             </w:r>
           </w:p>
         </w:tc>
@@ -1392,7 +1450,7 @@
                 <w:sz w:val="22"/>
                 <w:szCs w:val="22"/>
               </w:rPr>
-              <w:t xml:space="preserve">The primary comparison metric. For Hold: equity plus cumulative cash flow. For Sell: invested proceeds at the alternative return. Whichever is higher wins the recommendation.</w:t>
+              <w:t xml:space="preserve">Primary comparison metric. Hold: equity + cash flow. Sell: invested proceeds.</w:t>
             </w:r>
           </w:p>
         </w:tc>
@@ -1450,7 +1508,7 @@
                 <w:sz w:val="22"/>
                 <w:szCs w:val="22"/>
               </w:rPr>
-              <w:t xml:space="preserve">The percentage of time the property sits unoccupied. National STR average is 25-40%.</w:t>
+              <w:t xml:space="preserve">Percentage of time property is unoccupied. STR average 25-40%.</w:t>
             </w:r>
           </w:p>
         </w:tc>
@@ -1508,7 +1566,7 @@
                 <w:sz w:val="22"/>
                 <w:szCs w:val="22"/>
               </w:rPr>
-              <w:t xml:space="preserve">A saved set of slider assumptions (vacancy, appreciation, return, hold period) that you can name and reload for comparison.</w:t>
+              <w:t xml:space="preserve">Saved slider assumptions. Compare up to 3 side by side with charts and table.</w:t>
             </w:r>
           </w:p>
         </w:tc>
@@ -1534,7 +1592,7 @@
           <w:sz w:val="20"/>
           <w:szCs w:val="20"/>
         </w:rPr>
-        <w:t xml:space="preserve">This glossary is part of the STRInvestCalc documentation suite. For step-by-step usage instructions, see the User Manual.</w:t>
+        <w:t xml:space="preserve">For step-by-step instructions, see the User Manual.</w:t>
       </w:r>
     </w:p>
     <w:sectPr>
